--- a/_includes/projects/future/control_and_learning/output/control_and_learning.docx
+++ b/_includes/projects/future/control_and_learning/output/control_and_learning.docx
@@ -89,7 +89,7 @@
         </w:numPr>
       </w:pPr>
       <w:r>
-        <w:t xml:space="preserve">Model based RL, &amp; Imitation Leanring, seems to be promising.</w:t>
+        <w:t xml:space="preserve">Model based RL, &amp; Imitation Leanring.</w:t>
       </w:r>
     </w:p>
     <w:p>
@@ -120,6 +120,14 @@
       </w:pPr>
       <w:r>
         <w:t xml:space="preserve">Our goal here would be to get a intution of the above topics by explaining few relevalant latest resercah paper on the above topic.</w:t>
+      </w:r>
+    </w:p>
+    <w:p>
+      <w:pPr>
+        <w:pStyle w:val="BodyText"/>
+      </w:pPr>
+      <w:r>
+        <w:t xml:space="preserve"> </w:t>
       </w:r>
     </w:p>
     <w:p>
@@ -194,6 +202,17 @@
       </w:pPr>
       <w:r>
         <w:t xml:space="preserve">After that, I’ll make intution of latest relavant research topics.</w:t>
+      </w:r>
+    </w:p>
+    <w:p>
+      <w:pPr>
+        <w:pStyle w:val="BodyText"/>
+      </w:pPr>
+      <w:r>
+        <w:t xml:space="preserve"> </w:t>
+      </w:r>
+      <w:r>
+        <w:t xml:space="preserve"> </w:t>
       </w:r>
     </w:p>
     <w:p>
